--- a/docs/Day4/Bao_Cao_Thuc_Nghiem_Ngay_4-CloudEvo_Benchmark.docx
+++ b/docs/Day4/Bao_Cao_Thuc_Nghiem_Ngay_4-CloudEvo_Benchmark.docx
@@ -353,7 +353,7 @@
                 <w:color w:val="475569"/>
                 <w:sz w:val="15"/>
               </w:rPr>
-              <w:t>RDS tạo 8m30s; Web dựng ~2.5m (Rút ngắn 75.5%)</w:t>
+              <w:t>RDS tạo 8m30s; Web dựng ~2.5m (Rút ngắn 75.6%)</w:t>
             </w:r>
           </w:p>
         </w:tc>
@@ -446,7 +446,7 @@
                 <w:color w:val="0F172A"/>
                 <w:sz w:val="26"/>
               </w:rPr>
-              <w:t>$29.50</w:t>
+              <w:t>$36.22</w:t>
               <w:br/>
             </w:r>
             <w:r>
@@ -714,7 +714,7 @@
                 <w:color w:val="0F172A"/>
                 <w:sz w:val="21"/>
               </w:rPr>
-              <w:t>📌 Đánh giá An toàn DevSecOps &amp; Tính Sẵn Sàng (Managed Reliability)</w:t>
+              <w:t>📌 Đánh giá An toàn Bảo mật &amp; Tính Sẵn Sàng (Managed Reliability)</w:t>
               <w:br/>
             </w:r>
             <w:r>
@@ -723,7 +723,7 @@
                 <w:color w:val="334155"/>
                 <w:sz w:val="19"/>
               </w:rPr>
-              <w:t>Việc chuyển đổi từ hệ thống tự cài đặt PostgreSQL trên EC2 sang Amazon RDS giúp loại bỏ 100% rủi ro quản trị hệ điều hành (vá lỗi kernel, cập nhật OS). Dữ liệu được bảo vệ an toàn trên tầng lưu trữ phân tán bền vững của AWS với tính năng mã hóa đĩa tĩnh tự động (Storage Encryption Enabled qua KMS aws/rds), tự động sao lưu dữ liệu (Automated Backups) và theo dõi sức khỏe phần cứng mà không tốn công cấu hình thủ công.</w:t>
+              <w:t>Việc chuyển đổi từ hệ thống tự cài đặt PostgreSQL trên EC2 sang Amazon RDS giúp giao phần quản trị hệ điều hành (vá lỗi kernel, cập nhật OS) cho AWS. Dữ liệu được bảo vệ an toàn trên tầng lưu trữ phân tán bền vững của AWS với tính năng mã hóa đĩa tĩnh tự động (Storage Encryption Enabled qua KMS aws/rds), tự động sao lưu dữ liệu (Automated Backups) và theo dõi sức khỏe phần cứng mà không tốn công cấu hình thủ công.</w:t>
             </w:r>
           </w:p>
         </w:tc>
@@ -1277,7 +1277,7 @@
                 <w:color w:val="334155"/>
                 <w:sz w:val="17"/>
               </w:rPr>
-              <w:t>Chuẩn hóa cấu hình Idempotent; hệ thống tự kết nối qua DNS Endpoint và tự phục hồi khi có biến động hạ tầng.</w:t>
+              <w:t>Chuẩn hóa cấu hình theo script (reproducible); hệ thống kết nối qua DNS Endpoint và tự kết nối lại khi DB khởi động lại.</w:t>
             </w:r>
           </w:p>
         </w:tc>
@@ -1418,7 +1418,7 @@
                 <w:color w:val="334155"/>
                 <w:sz w:val="19"/>
               </w:rPr>
-              <w:t>Mặc dù việc cấp phát máy chủ RDS cần thời gian cấu hình phần cứng và phân vùng đĩa độc lập từ AWS (8 phút 30 giây), phương pháp tự động hóa giúp rút ngắn 75.5% tổng thời gian bàn giao dịch vụ so với thao tác ClickOps thủ công (45 phút), đồng thời đảm bảo cơ sở dữ liệu được kích hoạt sẵn cơ chế sao lưu tự động ngay từ thời điểm tạo.</w:t>
+              <w:t>Mặc dù việc cấp phát máy chủ RDS cần thời gian cấu hình phần cứng và phân vùng đĩa độc lập từ AWS (8 phút 30 giây), phương pháp tự động hóa giúp rút ngắn 75.6% tổng thời gian bàn giao dịch vụ so với thao tác ClickOps thủ công (45 phút), đồng thời đảm bảo cơ sở dữ liệu được kích hoạt sẵn cơ chế sao lưu tự động ngay từ thời điểm tạo.</w:t>
             </w:r>
           </w:p>
         </w:tc>
@@ -1858,7 +1858,7 @@
                 <w:color w:val="334155"/>
                 <w:sz w:val="17"/>
               </w:rPr>
-              <w:t>$7.59 / tháng</w:t>
+              <w:t>$9.64 / tháng</w:t>
             </w:r>
           </w:p>
         </w:tc>
@@ -2032,7 +2032,7 @@
                 <w:color w:val="334155"/>
                 <w:sz w:val="17"/>
               </w:rPr>
-              <w:t>$14.60 / tháng</w:t>
+              <w:t>$18.25 / tháng</w:t>
             </w:r>
           </w:p>
         </w:tc>
@@ -2091,7 +2091,7 @@
                 <w:color w:val="334155"/>
                 <w:sz w:val="17"/>
               </w:rPr>
-              <w:t>20 GB RDS gp3 ($0.115/GB) + Automated Backup Storage miễn phí</w:t>
+              <w:t>20 GB RDS gp3 ($0.138/GB) + Automated Backup Storage miễn phí</w:t>
             </w:r>
           </w:p>
         </w:tc>
@@ -2119,7 +2119,7 @@
                 <w:color w:val="334155"/>
                 <w:sz w:val="17"/>
               </w:rPr>
-              <w:t>$2.30 / tháng</w:t>
+              <w:t>$2.76 / tháng</w:t>
             </w:r>
           </w:p>
         </w:tc>
@@ -2295,7 +2295,7 @@
                 <w:color w:val="2563EB"/>
                 <w:sz w:val="17"/>
               </w:rPr>
-              <w:t>~$29.50 / tháng</w:t>
+              <w:t>~$36.22 / tháng</w:t>
             </w:r>
           </w:p>
         </w:tc>
@@ -2349,9 +2349,9 @@
                 <w:color w:val="334155"/>
                 <w:sz w:val="19"/>
               </w:rPr>
-              <w:t>1. Môi trường Phát triển &amp; Thử nghiệm (Dev/Staging): Áp dụng cấu hình Single-AZ RDS như thực nghiệm để tiết kiệm 36% chi phí (~$29.50/tháng) nhưng vẫn đảm bảo an toàn dữ liệu nhờ tính năng Automated Backup PITR.</w:t>
+              <w:t>1. Môi trường Phát triển &amp; Thử nghiệm (Dev/Staging): Áp dụng cấu hình Single-AZ RDS như thực nghiệm để tiết kiệm ~38% chi phí (~$36.22/tháng) nhưng vẫn đảm bảo an toàn dữ liệu nhờ tính năng Automated Backup PITR.</w:t>
               <w:br/>
-              <w:t>2. Môi trường Vận hành Thực tế (Production): Khuyến nghị khách hàng kích hoạt tùy chọn Multi-AZ DB Instance (~$46.00/tháng). Cơ chế nhân bản đồng bộ (Synchronous Replication) giúp cam kết SLA 99.95%, chuyển đổi dự phòng nóng tự động không làm gián đoạn hệ thống và đưa RPO về mức 0 tuyệt đối.</w:t>
+              <w:t>2. Môi trường Vận hành Thực tế (Production): Khuyến nghị khách hàng kích hoạt tùy chọn Multi-AZ DB Instance (~$57.96/tháng). Cơ chế nhân bản đồng bộ (Synchronous Replication) giúp cam kết SLA 99.95%, chuyển đổi dự phòng nóng tự động không làm gián đoạn hệ thống và đưa RPO về mức 0 theo thiết kế của AWS (chưa được kiểm thử trong lab này).</w:t>
             </w:r>
           </w:p>
         </w:tc>
